--- a/supabase/seeds/peticoes-templates/ilegitimidade.docx
+++ b/supabase/seeds/peticoes-templates/ilegitimidade.docx
@@ -24,7 +24,7 @@
           <w:szCs w:val="24"/>
           <w:rtl w:val="0"/>
         </w:rPr>
-        <w:t xml:space="preserve">AO JUÍZO DE DIREITO DA </w:t>
+        <w:t xml:space="preserve">AO JUÍZO DE DIREITO DO(A) </w:t>
       </w:r>
       <w:r/>
       <w:r>

--- a/supabase/seeds/peticoes-templates/ilegitimidade.docx
+++ b/supabase/seeds/peticoes-templates/ilegitimidade.docx
@@ -36,7 +36,7 @@
           <w:szCs w:val="24"/>
           <w:rtl w:val="0"/>
         </w:rPr>
-        <w:t xml:space="preserve">{{ENDERECAMENTO_JUIZO}}</w:t>
+        <w:t xml:space="preserve">{{ENDERECAMENTO_JUIZO}} </w:t>
       </w:r>
       <w:r/>
       <w:r>
@@ -144,7 +144,7 @@
           <w:szCs w:val="24"/>
           <w:rtl w:val="0"/>
         </w:rPr>
-        <w:t xml:space="preserve">{{NOME_CESSIONARIO}}</w:t>
+        <w:t xml:space="preserve">{{NOME_CESSIONARIO}} </w:t>
       </w:r>
       <w:r/>
       <w:r>
@@ -254,7 +254,7 @@
           <w:szCs w:val="24"/>
           <w:rtl w:val="0"/>
         </w:rPr>
-        <w:t xml:space="preserve">{{DATA_HOMOLOGACAO}}</w:t>
+        <w:t xml:space="preserve">{{DATA_HOMOLOGACAO}} </w:t>
       </w:r>
       <w:r/>
       <w:r>
@@ -319,7 +319,7 @@
           <w:shd w:fill="ffd966" w:val="clear"/>
           <w:rtl w:val="0"/>
         </w:rPr>
-        <w:t xml:space="preserve">{{NUMERO_EVENTO}}</w:t>
+        <w:t xml:space="preserve">{{NUMERO_EVENTO}} </w:t>
       </w:r>
       <w:r/>
       <w:r>
@@ -426,7 +426,7 @@
           <w:szCs w:val="24"/>
           <w:rtl w:val="0"/>
         </w:rPr>
-        <w:t xml:space="preserve">{{DADOS_BANCARIOS}}</w:t>
+        <w:t xml:space="preserve">{{DADOS_BANCARIOS}} </w:t>
       </w:r>
       <w:r/>
       <w:r>
